--- a/FW-Reports_FW_1.0.0.0/Reports/Layouts/JW_CommercialInvoices.docx
+++ b/FW-Reports_FW_1.0.0.0/Reports/Layouts/JW_CommercialInvoices.docx
@@ -1,26 +1,26 @@
 
 <file path=word/document.xml><?xml version="1.0" encoding="utf-8"?>
-<w:document xmlns:a="http://schemas.openxmlformats.org/drawingml/2006/main" xmlns:wpc="http://schemas.microsoft.com/office/word/2010/wordprocessingCanvas" xmlns:cx="http://schemas.microsoft.com/office/drawing/2014/chartex" xmlns:cx1="http://schemas.microsoft.com/office/drawing/2015/9/8/chartex" xmlns:cx2="http://schemas.microsoft.com/office/drawing/2015/10/21/chartex" xmlns:cx3="http://schemas.microsoft.com/office/drawing/2016/5/9/chartex" xmlns:cx4="http://schemas.microsoft.com/office/drawing/2016/5/10/chartex" xmlns:cx5="http://schemas.microsoft.com/office/drawing/2016/5/11/chartex" xmlns:cx6="http://schemas.microsoft.com/office/drawing/2016/5/12/chartex" xmlns:cx7="http://schemas.microsoft.com/office/drawing/2016/5/13/chartex" xmlns:cx8="http://schemas.microsoft.com/office/drawing/2016/5/14/chartex" xmlns:mc="http://schemas.openxmlformats.org/markup-compatibility/2006" xmlns:aink="http://schemas.microsoft.com/office/drawing/2016/ink" xmlns:am3d="http://schemas.microsoft.com/office/drawing/2017/model3d" xmlns:o="urn:schemas-microsoft-com:office:office" xmlns:oel="http://schemas.microsoft.com/office/2019/extlst" xmlns:r="http://schemas.openxmlformats.org/officeDocument/2006/relationships" xmlns:m="http://schemas.openxmlformats.org/officeDocument/2006/math" xmlns:v="urn:schemas-microsoft-com:vml" xmlns:wp14="http://schemas.microsoft.com/office/word/2010/wordprocessingDrawing" xmlns:wp="http://schemas.openxmlformats.org/drawingml/2006/wordprocessingDrawing" xmlns:w10="urn:schemas-microsoft-com:office:word" xmlns:w="http://schemas.openxmlformats.org/wordprocessingml/2006/main" xmlns:w14="http://schemas.microsoft.com/office/word/2010/wordml" xmlns:w15="http://schemas.microsoft.com/office/word/2012/wordml" xmlns:w16cex="http://schemas.microsoft.com/office/word/2018/wordml/cex" xmlns:w16cid="http://schemas.microsoft.com/office/word/2016/wordml/cid" xmlns:w16="http://schemas.microsoft.com/office/word/2018/wordml" xmlns:w16du="http://schemas.microsoft.com/office/word/2023/wordml/word16du" xmlns:w16sdtdh="http://schemas.microsoft.com/office/word/2020/wordml/sdtdatahash" xmlns:w16sdtfl="http://schemas.microsoft.com/office/word/2024/wordml/sdtformatlock" xmlns:w16se="http://schemas.microsoft.com/office/word/2015/wordml/symex" xmlns:wpg="http://schemas.microsoft.com/office/word/2010/wordprocessingGroup" xmlns:wpi="http://schemas.microsoft.com/office/word/2010/wordprocessingInk" xmlns:wne="http://schemas.microsoft.com/office/word/2006/wordml" xmlns:wps="http://schemas.microsoft.com/office/word/2010/wordprocessingShape" mc:Ignorable="w14 w15 w16se w16cid w16 w16cex w16sdtdh w16sdtfl w16du wp14">
+<w:document xmlns:wpc="http://schemas.microsoft.com/office/word/2010/wordprocessingCanvas" xmlns:cx="http://schemas.microsoft.com/office/drawing/2014/chartex" xmlns:cx1="http://schemas.microsoft.com/office/drawing/2015/9/8/chartex" xmlns:cx2="http://schemas.microsoft.com/office/drawing/2015/10/21/chartex" xmlns:cx3="http://schemas.microsoft.com/office/drawing/2016/5/9/chartex" xmlns:cx4="http://schemas.microsoft.com/office/drawing/2016/5/10/chartex" xmlns:cx5="http://schemas.microsoft.com/office/drawing/2016/5/11/chartex" xmlns:cx6="http://schemas.microsoft.com/office/drawing/2016/5/12/chartex" xmlns:cx7="http://schemas.microsoft.com/office/drawing/2016/5/13/chartex" xmlns:cx8="http://schemas.microsoft.com/office/drawing/2016/5/14/chartex" xmlns:mc="http://schemas.openxmlformats.org/markup-compatibility/2006" xmlns:aink="http://schemas.microsoft.com/office/drawing/2016/ink" xmlns:am3d="http://schemas.microsoft.com/office/drawing/2017/model3d" xmlns:o="urn:schemas-microsoft-com:office:office" xmlns:oel="http://schemas.microsoft.com/office/2019/extlst" xmlns:r="http://schemas.openxmlformats.org/officeDocument/2006/relationships" xmlns:m="http://schemas.openxmlformats.org/officeDocument/2006/math" xmlns:v="urn:schemas-microsoft-com:vml" xmlns:wp14="http://schemas.microsoft.com/office/word/2010/wordprocessingDrawing" xmlns:wp="http://schemas.openxmlformats.org/drawingml/2006/wordprocessingDrawing" xmlns:w10="urn:schemas-microsoft-com:office:word" xmlns:w="http://schemas.openxmlformats.org/wordprocessingml/2006/main" xmlns:w14="http://schemas.microsoft.com/office/word/2010/wordml" xmlns:w15="http://schemas.microsoft.com/office/word/2012/wordml" xmlns:w16cex="http://schemas.microsoft.com/office/word/2018/wordml/cex" xmlns:w16cid="http://schemas.microsoft.com/office/word/2016/wordml/cid" xmlns:w16="http://schemas.microsoft.com/office/word/2018/wordml" xmlns:w16du="http://schemas.microsoft.com/office/word/2023/wordml/word16du" xmlns:w16sdtdh="http://schemas.microsoft.com/office/word/2020/wordml/sdtdatahash" xmlns:w16sdtfl="http://schemas.microsoft.com/office/word/2024/wordml/sdtformatlock" xmlns:w16se="http://schemas.microsoft.com/office/word/2015/wordml/symex" xmlns:wpg="http://schemas.microsoft.com/office/word/2010/wordprocessingGroup" xmlns:wpi="http://schemas.microsoft.com/office/word/2010/wordprocessingInk" xmlns:wne="http://schemas.microsoft.com/office/word/2006/wordml" xmlns:wps="http://schemas.microsoft.com/office/word/2010/wordprocessingShape" mc:Ignorable="w14 w15 w16se w16cid w16 w16cex w16sdtdh w16sdtfl w16du wp14">
   <w:body>
     <w:tbl>
       <w:tblPr>
         <w:tblStyle w:val="TableGrid"/>
         <w:tblW w:w="0" w:type="auto"/>
         <w:tblBorders>
-          <w:top w:val="none" w:color="auto" w:sz="0" w:space="0"/>
-          <w:left w:val="none" w:color="auto" w:sz="0" w:space="0"/>
-          <w:bottom w:val="none" w:color="auto" w:sz="0" w:space="0"/>
-          <w:right w:val="none" w:color="auto" w:sz="0" w:space="0"/>
-          <w:insideH w:val="none" w:color="auto" w:sz="0" w:space="0"/>
-          <w:insideV w:val="none" w:color="auto" w:sz="0" w:space="0"/>
+          <w:top w:val="none" w:sz="0" w:space="0" w:color="auto"/>
+          <w:left w:val="none" w:sz="0" w:space="0" w:color="auto"/>
+          <w:bottom w:val="none" w:sz="0" w:space="0" w:color="auto"/>
+          <w:right w:val="none" w:sz="0" w:space="0" w:color="auto"/>
+          <w:insideH w:val="none" w:sz="0" w:space="0" w:color="auto"/>
+          <w:insideV w:val="none" w:sz="0" w:space="0" w:color="auto"/>
         </w:tblBorders>
         <w:tblLook w:val="04A0" w:firstRow="1" w:lastRow="0" w:firstColumn="1" w:lastColumn="0" w:noHBand="0" w:noVBand="1"/>
       </w:tblPr>
       <w:tblGrid>
-        <w:gridCol w:w="2407"/>
-        <w:gridCol w:w="3542"/>
-        <w:gridCol w:w="1272"/>
-        <w:gridCol w:w="2407"/>
+        <w:gridCol w:w="2122"/>
+        <w:gridCol w:w="4682"/>
+        <w:gridCol w:w="1276"/>
+        <w:gridCol w:w="1548"/>
       </w:tblGrid>
       <w:sdt>
         <w:sdtPr>
@@ -67,7 +67,7 @@
                   <w:sdtContent>
                     <w:tc>
                       <w:tcPr>
-                        <w:tcW w:w="2407" w:type="dxa"/>
+                        <w:tcW w:w="2122" w:type="dxa"/>
                       </w:tcPr>
                       <w:p>
                         <w:pPr>
@@ -107,7 +107,7 @@
                   <w:sdtContent>
                     <w:tc>
                       <w:tcPr>
-                        <w:tcW w:w="3542" w:type="dxa"/>
+                        <w:tcW w:w="4682" w:type="dxa"/>
                       </w:tcPr>
                       <w:p>
                         <w:pPr>
@@ -147,7 +147,7 @@
                   <w:sdtContent>
                     <w:tc>
                       <w:tcPr>
-                        <w:tcW w:w="1272" w:type="dxa"/>
+                        <w:tcW w:w="1276" w:type="dxa"/>
                       </w:tcPr>
                       <w:p>
                         <w:pPr>
@@ -185,10 +185,12 @@
                   <w:sdtContent>
                     <w:tc>
                       <w:tcPr>
-                        <w:tcW w:w="2407" w:type="dxa"/>
+                        <w:tcW w:w="1548" w:type="dxa"/>
+                        <w:vAlign w:val="center"/>
                       </w:tcPr>
                       <w:p>
                         <w:pPr>
+                          <w:jc w:val="right"/>
                           <w:rPr>
                             <w:sz w:val="20"/>
                             <w:szCs w:val="20"/>
@@ -226,7 +228,7 @@
         <mc:AlternateContent>
           <mc:Choice Requires="wps">
             <w:drawing>
-              <wp:anchor distT="0" distB="0" distL="114300" distR="114300" simplePos="0" relativeHeight="251659264" behindDoc="0" locked="0" layoutInCell="1" allowOverlap="1" wp14:editId="1042097C" wp14:anchorId="7E34DF5B">
+              <wp:anchor distT="0" distB="0" distL="114300" distR="114300" simplePos="0" relativeHeight="251659264" behindDoc="0" locked="0" layoutInCell="1" allowOverlap="1" wp14:anchorId="7E34DF5B" wp14:editId="1042097C">
                 <wp:simplePos x="0" y="0"/>
                 <wp:positionH relativeFrom="column">
                   <wp:posOffset>10160</wp:posOffset>
@@ -291,12 +293,12 @@
         <w:tblStyle w:val="TableGrid"/>
         <w:tblW w:w="9639" w:type="dxa"/>
         <w:tblBorders>
-          <w:top w:val="none" w:color="auto" w:sz="0" w:space="0"/>
-          <w:left w:val="none" w:color="auto" w:sz="0" w:space="0"/>
-          <w:bottom w:val="none" w:color="auto" w:sz="0" w:space="0"/>
-          <w:right w:val="none" w:color="auto" w:sz="0" w:space="0"/>
-          <w:insideH w:val="none" w:color="auto" w:sz="0" w:space="0"/>
-          <w:insideV w:val="none" w:color="auto" w:sz="0" w:space="0"/>
+          <w:top w:val="none" w:sz="0" w:space="0" w:color="auto"/>
+          <w:left w:val="none" w:sz="0" w:space="0" w:color="auto"/>
+          <w:bottom w:val="none" w:sz="0" w:space="0" w:color="auto"/>
+          <w:right w:val="none" w:sz="0" w:space="0" w:color="auto"/>
+          <w:insideH w:val="none" w:sz="0" w:space="0" w:color="auto"/>
+          <w:insideV w:val="none" w:sz="0" w:space="0" w:color="auto"/>
         </w:tblBorders>
         <w:tblLook w:val="04A0" w:firstRow="1" w:lastRow="0" w:firstColumn="1" w:lastColumn="0" w:noHBand="0" w:noVBand="1"/>
       </w:tblPr>
@@ -366,6 +368,7 @@
             <w:tc>
               <w:tcPr>
                 <w:tcW w:w="2414" w:type="dxa"/>
+                <w:vAlign w:val="center"/>
               </w:tcPr>
               <w:p>
                 <w:pPr>
@@ -404,7 +407,7 @@
         <mc:AlternateContent>
           <mc:Choice Requires="wps">
             <w:drawing>
-              <wp:anchor distT="0" distB="0" distL="114300" distR="114300" simplePos="0" relativeHeight="251660288" behindDoc="0" locked="0" layoutInCell="1" allowOverlap="1" wp14:editId="31F41401" wp14:anchorId="771F9B11">
+              <wp:anchor distT="0" distB="0" distL="114300" distR="114300" simplePos="0" relativeHeight="251660288" behindDoc="0" locked="0" layoutInCell="1" allowOverlap="1" wp14:anchorId="771F9B11" wp14:editId="31F41401">
                 <wp:simplePos x="0" y="0"/>
                 <wp:positionH relativeFrom="column">
                   <wp:posOffset>3722105</wp:posOffset>
@@ -451,7 +454,7 @@
               </wp:anchor>
             </w:drawing>
           </mc:Choice>
-          <mc:Fallback>
+          <mc:Fallback xmlns:a="http://schemas.openxmlformats.org/drawingml/2006/main">
             <w:pict>
               <v:line id="Straight Connector 3" style="position:absolute;z-index:251660288;visibility:visible;mso-wrap-style:square;mso-wrap-distance-left:9pt;mso-wrap-distance-top:0;mso-wrap-distance-right:9pt;mso-wrap-distance-bottom:0;mso-position-horizontal:absolute;mso-position-horizontal-relative:text;mso-position-vertical:absolute;mso-position-vertical-relative:text" o:spid="_x0000_s1026" strokecolor="#156082 [3204]" strokeweight="1.5pt" o:gfxdata="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" from="293.1pt,3.95pt" to="482.3pt,3.95pt" w14:anchorId="01409FFF">
                 <v:stroke joinstyle="miter"/>
@@ -513,24 +516,24 @@
 </file>
 
 <file path=word/footer2.xml><?xml version="1.0" encoding="utf-8"?>
-<w:ftr xmlns:a="http://schemas.openxmlformats.org/drawingml/2006/main" xmlns:pic="http://schemas.openxmlformats.org/drawingml/2006/picture" xmlns:asvg="http://schemas.microsoft.com/office/drawing/2016/SVG/main" xmlns:wpc="http://schemas.microsoft.com/office/word/2010/wordprocessingCanvas" xmlns:cx="http://schemas.microsoft.com/office/drawing/2014/chartex" xmlns:cx1="http://schemas.microsoft.com/office/drawing/2015/9/8/chartex" xmlns:cx2="http://schemas.microsoft.com/office/drawing/2015/10/21/chartex" xmlns:cx3="http://schemas.microsoft.com/office/drawing/2016/5/9/chartex" xmlns:cx4="http://schemas.microsoft.com/office/drawing/2016/5/10/chartex" xmlns:cx5="http://schemas.microsoft.com/office/drawing/2016/5/11/chartex" xmlns:cx6="http://schemas.microsoft.com/office/drawing/2016/5/12/chartex" xmlns:cx7="http://schemas.microsoft.com/office/drawing/2016/5/13/chartex" xmlns:cx8="http://schemas.microsoft.com/office/drawing/2016/5/14/chartex" xmlns:mc="http://schemas.openxmlformats.org/markup-compatibility/2006" xmlns:aink="http://schemas.microsoft.com/office/drawing/2016/ink" xmlns:am3d="http://schemas.microsoft.com/office/drawing/2017/model3d" xmlns:o="urn:schemas-microsoft-com:office:office" xmlns:oel="http://schemas.microsoft.com/office/2019/extlst" xmlns:r="http://schemas.openxmlformats.org/officeDocument/2006/relationships" xmlns:m="http://schemas.openxmlformats.org/officeDocument/2006/math" xmlns:v="urn:schemas-microsoft-com:vml" xmlns:wp14="http://schemas.microsoft.com/office/word/2010/wordprocessingDrawing" xmlns:wp="http://schemas.openxmlformats.org/drawingml/2006/wordprocessingDrawing" xmlns:w10="urn:schemas-microsoft-com:office:word" xmlns:w="http://schemas.openxmlformats.org/wordprocessingml/2006/main" xmlns:w14="http://schemas.microsoft.com/office/word/2010/wordml" xmlns:w15="http://schemas.microsoft.com/office/word/2012/wordml" xmlns:w16cex="http://schemas.microsoft.com/office/word/2018/wordml/cex" xmlns:w16cid="http://schemas.microsoft.com/office/word/2016/wordml/cid" xmlns:w16="http://schemas.microsoft.com/office/word/2018/wordml" xmlns:w16du="http://schemas.microsoft.com/office/word/2023/wordml/word16du" xmlns:w16sdtdh="http://schemas.microsoft.com/office/word/2020/wordml/sdtdatahash" xmlns:w16sdtfl="http://schemas.microsoft.com/office/word/2024/wordml/sdtformatlock" xmlns:w16se="http://schemas.microsoft.com/office/word/2015/wordml/symex" xmlns:wpg="http://schemas.microsoft.com/office/word/2010/wordprocessingGroup" xmlns:wpi="http://schemas.microsoft.com/office/word/2010/wordprocessingInk" xmlns:wne="http://schemas.microsoft.com/office/word/2006/wordml" xmlns:wps="http://schemas.microsoft.com/office/word/2010/wordprocessingShape" mc:Ignorable="w14 w15 w16se w16cid w16 w16cex w16sdtdh w16sdtfl w16du wp14">
+<w:ftr xmlns:wpc="http://schemas.microsoft.com/office/word/2010/wordprocessingCanvas" xmlns:cx="http://schemas.microsoft.com/office/drawing/2014/chartex" xmlns:cx1="http://schemas.microsoft.com/office/drawing/2015/9/8/chartex" xmlns:cx2="http://schemas.microsoft.com/office/drawing/2015/10/21/chartex" xmlns:cx3="http://schemas.microsoft.com/office/drawing/2016/5/9/chartex" xmlns:cx4="http://schemas.microsoft.com/office/drawing/2016/5/10/chartex" xmlns:cx5="http://schemas.microsoft.com/office/drawing/2016/5/11/chartex" xmlns:cx6="http://schemas.microsoft.com/office/drawing/2016/5/12/chartex" xmlns:cx7="http://schemas.microsoft.com/office/drawing/2016/5/13/chartex" xmlns:cx8="http://schemas.microsoft.com/office/drawing/2016/5/14/chartex" xmlns:mc="http://schemas.openxmlformats.org/markup-compatibility/2006" xmlns:aink="http://schemas.microsoft.com/office/drawing/2016/ink" xmlns:am3d="http://schemas.microsoft.com/office/drawing/2017/model3d" xmlns:o="urn:schemas-microsoft-com:office:office" xmlns:oel="http://schemas.microsoft.com/office/2019/extlst" xmlns:r="http://schemas.openxmlformats.org/officeDocument/2006/relationships" xmlns:m="http://schemas.openxmlformats.org/officeDocument/2006/math" xmlns:v="urn:schemas-microsoft-com:vml" xmlns:wp14="http://schemas.microsoft.com/office/word/2010/wordprocessingDrawing" xmlns:wp="http://schemas.openxmlformats.org/drawingml/2006/wordprocessingDrawing" xmlns:w10="urn:schemas-microsoft-com:office:word" xmlns:w="http://schemas.openxmlformats.org/wordprocessingml/2006/main" xmlns:w14="http://schemas.microsoft.com/office/word/2010/wordml" xmlns:w15="http://schemas.microsoft.com/office/word/2012/wordml" xmlns:w16cex="http://schemas.microsoft.com/office/word/2018/wordml/cex" xmlns:w16cid="http://schemas.microsoft.com/office/word/2016/wordml/cid" xmlns:w16="http://schemas.microsoft.com/office/word/2018/wordml" xmlns:w16du="http://schemas.microsoft.com/office/word/2023/wordml/word16du" xmlns:w16sdtdh="http://schemas.microsoft.com/office/word/2020/wordml/sdtdatahash" xmlns:w16sdtfl="http://schemas.microsoft.com/office/word/2024/wordml/sdtformatlock" xmlns:w16se="http://schemas.microsoft.com/office/word/2015/wordml/symex" xmlns:wpg="http://schemas.microsoft.com/office/word/2010/wordprocessingGroup" xmlns:wpi="http://schemas.microsoft.com/office/word/2010/wordprocessingInk" xmlns:wne="http://schemas.microsoft.com/office/word/2006/wordml" xmlns:wps="http://schemas.microsoft.com/office/word/2010/wordprocessingShape" mc:Ignorable="w14 w15 w16se w16cid w16 w16cex w16sdtdh w16sdtfl w16du wp14">
   <w:tbl>
     <w:tblPr>
       <w:tblStyle w:val="TableGrid"/>
       <w:tblW w:w="0" w:type="auto"/>
       <w:tblBorders>
-        <w:top w:val="single" w:color="auto" w:sz="12" w:space="0"/>
-        <w:left w:val="none" w:color="auto" w:sz="0" w:space="0"/>
-        <w:bottom w:val="none" w:color="auto" w:sz="0" w:space="0"/>
-        <w:right w:val="none" w:color="auto" w:sz="0" w:space="0"/>
-        <w:insideH w:val="none" w:color="auto" w:sz="0" w:space="0"/>
-        <w:insideV w:val="none" w:color="auto" w:sz="0" w:space="0"/>
+        <w:top w:val="single" w:sz="12" w:space="0" w:color="auto"/>
+        <w:left w:val="none" w:sz="0" w:space="0" w:color="auto"/>
+        <w:bottom w:val="none" w:sz="0" w:space="0" w:color="auto"/>
+        <w:right w:val="none" w:sz="0" w:space="0" w:color="auto"/>
+        <w:insideH w:val="none" w:sz="0" w:space="0" w:color="auto"/>
+        <w:insideV w:val="none" w:sz="0" w:space="0" w:color="auto"/>
       </w:tblBorders>
       <w:tblLook w:val="04A0" w:firstRow="1" w:lastRow="0" w:firstColumn="1" w:lastColumn="0" w:noHBand="0" w:noVBand="1"/>
     </w:tblPr>
     <w:tblGrid>
-      <w:gridCol w:w="4106"/>
-      <w:gridCol w:w="5245"/>
+      <w:gridCol w:w="4820"/>
+      <w:gridCol w:w="4531"/>
     </w:tblGrid>
     <w:tr>
       <w:sdt>
@@ -551,7 +554,7 @@
         <w:sdtContent>
           <w:tc>
             <w:tcPr>
-              <w:tcW w:w="4106" w:type="dxa"/>
+              <w:tcW w:w="4820" w:type="dxa"/>
             </w:tcPr>
             <w:p>
               <w:pPr>
@@ -576,7 +579,7 @@
       </w:sdt>
       <w:tc>
         <w:tcPr>
-          <w:tcW w:w="5245" w:type="dxa"/>
+          <w:tcW w:w="4531" w:type="dxa"/>
         </w:tcPr>
         <w:p>
           <w:pPr>
@@ -657,25 +660,26 @@
                 <w:sz w:val="18"/>
                 <w:szCs w:val="18"/>
               </w:rPr>
+              <w:alias w:val="#Nav: /Company/CompanyEmail"/>
+              <w:tag w:val="#Nav: JW_Commercial_Invoice/78004"/>
               <w:id w:val="882755965"/>
               <w:placeholder>
                 <w:docPart w:val="DefaultPlaceholder_-1854013440"/>
               </w:placeholder>
-              <w:showingPlcHdr/>
               <w:dataBinding w:prefixMappings="xmlns:ns0='urn:microsoft-dynamics-nav/reports/JW_Commercial_Invoice/78004/' " w:xpath="/ns0:NavWordReportXmlPart[1]/ns0:Company[1]/ns0:CompanyEmail[1]" w:storeItemID="{246F7581-007C-497F-8065-F850435BEA46}"/>
               <w:text/>
-              <w:alias w:val="#Nav: /Company/CompanyEmail"/>
-              <w:tag w:val="#Nav: JW_Commercial_Invoice/78004"/>
             </w:sdtPr>
             <w:sdtContent>
+              <w:proofErr w:type="spellStart"/>
               <w:r>
                 <w:rPr>
-                  <w:rStyle w:val="PlaceholderText"/>
+                  <w:rFonts w:hint="eastAsia"/>
                   <w:sz w:val="18"/>
                   <w:szCs w:val="18"/>
                 </w:rPr>
-                <w:t>Click or tap here to enter text.</w:t>
+                <w:t>CompanyEmail</w:t>
               </w:r>
+              <w:proofErr w:type="spellEnd"/>
             </w:sdtContent>
           </w:sdt>
         </w:p>
@@ -684,7 +688,7 @@
     <w:tr>
       <w:tc>
         <w:tcPr>
-          <w:tcW w:w="4106" w:type="dxa"/>
+          <w:tcW w:w="4820" w:type="dxa"/>
         </w:tcPr>
         <w:p>
           <w:pPr>
@@ -709,14 +713,14 @@
                 <w:sz w:val="18"/>
                 <w:szCs w:val="18"/>
               </w:rPr>
+              <w:alias w:val="#Nav: /Company/ABN"/>
+              <w:tag w:val="#Nav: JW_Commercial_Invoice/78004"/>
               <w:id w:val="-559477060"/>
               <w:placeholder>
                 <w:docPart w:val="DefaultPlaceholder_-1854013440"/>
               </w:placeholder>
               <w:dataBinding w:prefixMappings="xmlns:ns0='urn:microsoft-dynamics-nav/reports/JW_Commercial_Invoice/78004/' " w:xpath="/ns0:NavWordReportXmlPart[1]/ns0:Company[1]/ns0:ABN[1]" w:storeItemID="{246F7581-007C-497F-8065-F850435BEA46}"/>
               <w:text/>
-              <w:alias w:val="#Nav: /Company/ABN"/>
-              <w:tag w:val="#Nav: JW_Commercial_Invoice/78004"/>
             </w:sdtPr>
             <w:sdtContent>
               <w:r>
@@ -733,7 +737,7 @@
       </w:tc>
       <w:tc>
         <w:tcPr>
-          <w:tcW w:w="5245" w:type="dxa"/>
+          <w:tcW w:w="4531" w:type="dxa"/>
         </w:tcPr>
         <w:p>
           <w:pPr>
@@ -805,14 +809,14 @@
                 <w:sz w:val="18"/>
                 <w:szCs w:val="18"/>
               </w:rPr>
+              <w:alias w:val="#Nav: /Company/CompanyPhone"/>
+              <w:tag w:val="#Nav: JW_Commercial_Invoice/78004"/>
               <w:id w:val="424535678"/>
               <w:placeholder>
                 <w:docPart w:val="DefaultPlaceholder_-1854013440"/>
               </w:placeholder>
               <w:dataBinding w:prefixMappings="xmlns:ns0='urn:microsoft-dynamics-nav/reports/JW_Commercial_Invoice/78004/' " w:xpath="/ns0:NavWordReportXmlPart[1]/ns0:Company[1]/ns0:CompanyPhone[1]" w:storeItemID="{246F7581-007C-497F-8065-F850435BEA46}"/>
               <w:text/>
-              <w:alias w:val="#Nav: /Company/CompanyPhone"/>
-              <w:tag w:val="#Nav: JW_Commercial_Invoice/78004"/>
             </w:sdtPr>
             <w:sdtContent>
               <w:proofErr w:type="spellStart"/>
@@ -832,7 +836,7 @@
     <w:tr>
       <w:tc>
         <w:tcPr>
-          <w:tcW w:w="4106" w:type="dxa"/>
+          <w:tcW w:w="4820" w:type="dxa"/>
         </w:tcPr>
         <w:p>
           <w:pPr>
@@ -846,7 +850,7 @@
       </w:tc>
       <w:tc>
         <w:tcPr>
-          <w:tcW w:w="5245" w:type="dxa"/>
+          <w:tcW w:w="4531" w:type="dxa"/>
         </w:tcPr>
         <w:p>
           <w:pPr>
@@ -918,23 +922,16 @@
                 <w:sz w:val="18"/>
                 <w:szCs w:val="18"/>
               </w:rPr>
+              <w:alias w:val="#Nav: /Company/CompanyAdd"/>
+              <w:tag w:val="#Nav: JW_Commercial_Invoice/78004"/>
               <w:id w:val="-1298761650"/>
               <w:placeholder>
                 <w:docPart w:val="DefaultPlaceholder_-1854013440"/>
               </w:placeholder>
               <w:dataBinding w:prefixMappings="xmlns:ns0='urn:microsoft-dynamics-nav/reports/JW_Commercial_Invoice/78004/' " w:xpath="/ns0:NavWordReportXmlPart[1]/ns0:Company[1]/ns0:CompanyAdd[1]" w:storeItemID="{246F7581-007C-497F-8065-F850435BEA46}"/>
               <w:text/>
-              <w:alias w:val="#Nav: /Company/CompanyAdd"/>
-              <w:tag w:val="#Nav: JW_Commercial_Invoice/78004"/>
             </w:sdtPr>
             <w:sdtContent>
-              <w:r>
-                <w:rPr>
-                  <w:sz w:val="18"/>
-                  <w:szCs w:val="18"/>
-                </w:rPr>
-                <w:t xml:space="preserve"> </w:t>
-              </w:r>
               <w:proofErr w:type="spellStart"/>
               <w:r>
                 <w:rPr>
@@ -961,14 +958,14 @@
                 <w:sz w:val="18"/>
                 <w:szCs w:val="18"/>
               </w:rPr>
+              <w:alias w:val="#Nav: /Company/CompanyCity"/>
+              <w:tag w:val="#Nav: JW_Commercial_Invoice/78004"/>
               <w:id w:val="-259995256"/>
               <w:placeholder>
                 <w:docPart w:val="DefaultPlaceholder_-1854013440"/>
               </w:placeholder>
               <w:dataBinding w:prefixMappings="xmlns:ns0='urn:microsoft-dynamics-nav/reports/JW_Commercial_Invoice/78004/' " w:xpath="/ns0:NavWordReportXmlPart[1]/ns0:Company[1]/ns0:CompanyCity[1]" w:storeItemID="{246F7581-007C-497F-8065-F850435BEA46}"/>
               <w:text/>
-              <w:alias w:val="#Nav: /Company/CompanyCity"/>
-              <w:tag w:val="#Nav: JW_Commercial_Invoice/78004"/>
             </w:sdtPr>
             <w:sdtContent>
               <w:proofErr w:type="spellStart"/>
@@ -998,14 +995,14 @@
                 <w:sz w:val="18"/>
                 <w:szCs w:val="18"/>
               </w:rPr>
+              <w:alias w:val="#Nav: /Company/County"/>
+              <w:tag w:val="#Nav: JW_Commercial_Invoice/78004"/>
               <w:id w:val="-1934971382"/>
               <w:placeholder>
                 <w:docPart w:val="DefaultPlaceholder_-1854013440"/>
               </w:placeholder>
               <w:dataBinding w:prefixMappings="xmlns:ns0='urn:microsoft-dynamics-nav/reports/JW_Commercial_Invoice/78004/' " w:xpath="/ns0:NavWordReportXmlPart[1]/ns0:Company[1]/ns0:County[1]" w:storeItemID="{246F7581-007C-497F-8065-F850435BEA46}"/>
               <w:text/>
-              <w:alias w:val="#Nav: /Company/County"/>
-              <w:tag w:val="#Nav: JW_Commercial_Invoice/78004"/>
             </w:sdtPr>
             <w:sdtContent>
               <w:r>
@@ -1033,14 +1030,14 @@
                 <w:sz w:val="18"/>
                 <w:szCs w:val="18"/>
               </w:rPr>
+              <w:alias w:val="#Nav: /Company/Country_Region_Code"/>
+              <w:tag w:val="#Nav: JW_Commercial_Invoice/78004"/>
               <w:id w:val="-1515531313"/>
               <w:placeholder>
                 <w:docPart w:val="DefaultPlaceholder_-1854013440"/>
               </w:placeholder>
               <w:dataBinding w:prefixMappings="xmlns:ns0='urn:microsoft-dynamics-nav/reports/JW_Commercial_Invoice/78004/' " w:xpath="/ns0:NavWordReportXmlPart[1]/ns0:Company[1]/ns0:Country_Region_Code[1]" w:storeItemID="{246F7581-007C-497F-8065-F850435BEA46}"/>
               <w:text/>
-              <w:alias w:val="#Nav: /Company/Country_Region_Code"/>
-              <w:tag w:val="#Nav: JW_Commercial_Invoice/78004"/>
             </w:sdtPr>
             <w:sdtContent>
               <w:proofErr w:type="spellStart"/>
@@ -1113,18 +1110,18 @@
 </file>
 
 <file path=word/header2.xml><?xml version="1.0" encoding="utf-8"?>
-<w:hdr xmlns:a="http://schemas.openxmlformats.org/drawingml/2006/main" xmlns:pic="http://schemas.openxmlformats.org/drawingml/2006/picture" xmlns:a14="http://schemas.microsoft.com/office/drawing/2010/main" xmlns:wpc="http://schemas.microsoft.com/office/word/2010/wordprocessingCanvas" xmlns:cx="http://schemas.microsoft.com/office/drawing/2014/chartex" xmlns:cx1="http://schemas.microsoft.com/office/drawing/2015/9/8/chartex" xmlns:cx2="http://schemas.microsoft.com/office/drawing/2015/10/21/chartex" xmlns:cx3="http://schemas.microsoft.com/office/drawing/2016/5/9/chartex" xmlns:cx4="http://schemas.microsoft.com/office/drawing/2016/5/10/chartex" xmlns:cx5="http://schemas.microsoft.com/office/drawing/2016/5/11/chartex" xmlns:cx6="http://schemas.microsoft.com/office/drawing/2016/5/12/chartex" xmlns:cx7="http://schemas.microsoft.com/office/drawing/2016/5/13/chartex" xmlns:cx8="http://schemas.microsoft.com/office/drawing/2016/5/14/chartex" xmlns:mc="http://schemas.openxmlformats.org/markup-compatibility/2006" xmlns:aink="http://schemas.microsoft.com/office/drawing/2016/ink" xmlns:am3d="http://schemas.microsoft.com/office/drawing/2017/model3d" xmlns:o="urn:schemas-microsoft-com:office:office" xmlns:oel="http://schemas.microsoft.com/office/2019/extlst" xmlns:r="http://schemas.openxmlformats.org/officeDocument/2006/relationships" xmlns:m="http://schemas.openxmlformats.org/officeDocument/2006/math" xmlns:v="urn:schemas-microsoft-com:vml" xmlns:wp14="http://schemas.microsoft.com/office/word/2010/wordprocessingDrawing" xmlns:wp="http://schemas.openxmlformats.org/drawingml/2006/wordprocessingDrawing" xmlns:w10="urn:schemas-microsoft-com:office:word" xmlns:w="http://schemas.openxmlformats.org/wordprocessingml/2006/main" xmlns:w14="http://schemas.microsoft.com/office/word/2010/wordml" xmlns:w15="http://schemas.microsoft.com/office/word/2012/wordml" xmlns:w16cex="http://schemas.microsoft.com/office/word/2018/wordml/cex" xmlns:w16cid="http://schemas.microsoft.com/office/word/2016/wordml/cid" xmlns:w16="http://schemas.microsoft.com/office/word/2018/wordml" xmlns:w16du="http://schemas.microsoft.com/office/word/2023/wordml/word16du" xmlns:w16sdtdh="http://schemas.microsoft.com/office/word/2020/wordml/sdtdatahash" xmlns:w16sdtfl="http://schemas.microsoft.com/office/word/2024/wordml/sdtformatlock" xmlns:w16se="http://schemas.microsoft.com/office/word/2015/wordml/symex" xmlns:wpg="http://schemas.microsoft.com/office/word/2010/wordprocessingGroup" xmlns:wpi="http://schemas.microsoft.com/office/word/2010/wordprocessingInk" xmlns:wne="http://schemas.microsoft.com/office/word/2006/wordml" xmlns:wps="http://schemas.microsoft.com/office/word/2010/wordprocessingShape" mc:Ignorable="w14 w15 w16se w16cid w16 w16cex w16sdtdh w16sdtfl w16du wp14">
+<w:hdr xmlns:wpc="http://schemas.microsoft.com/office/word/2010/wordprocessingCanvas" xmlns:cx="http://schemas.microsoft.com/office/drawing/2014/chartex" xmlns:cx1="http://schemas.microsoft.com/office/drawing/2015/9/8/chartex" xmlns:cx2="http://schemas.microsoft.com/office/drawing/2015/10/21/chartex" xmlns:cx3="http://schemas.microsoft.com/office/drawing/2016/5/9/chartex" xmlns:cx4="http://schemas.microsoft.com/office/drawing/2016/5/10/chartex" xmlns:cx5="http://schemas.microsoft.com/office/drawing/2016/5/11/chartex" xmlns:cx6="http://schemas.microsoft.com/office/drawing/2016/5/12/chartex" xmlns:cx7="http://schemas.microsoft.com/office/drawing/2016/5/13/chartex" xmlns:cx8="http://schemas.microsoft.com/office/drawing/2016/5/14/chartex" xmlns:mc="http://schemas.openxmlformats.org/markup-compatibility/2006" xmlns:aink="http://schemas.microsoft.com/office/drawing/2016/ink" xmlns:am3d="http://schemas.microsoft.com/office/drawing/2017/model3d" xmlns:o="urn:schemas-microsoft-com:office:office" xmlns:oel="http://schemas.microsoft.com/office/2019/extlst" xmlns:r="http://schemas.openxmlformats.org/officeDocument/2006/relationships" xmlns:m="http://schemas.openxmlformats.org/officeDocument/2006/math" xmlns:v="urn:schemas-microsoft-com:vml" xmlns:wp14="http://schemas.microsoft.com/office/word/2010/wordprocessingDrawing" xmlns:wp="http://schemas.openxmlformats.org/drawingml/2006/wordprocessingDrawing" xmlns:w10="urn:schemas-microsoft-com:office:word" xmlns:w="http://schemas.openxmlformats.org/wordprocessingml/2006/main" xmlns:w14="http://schemas.microsoft.com/office/word/2010/wordml" xmlns:w15="http://schemas.microsoft.com/office/word/2012/wordml" xmlns:w16cex="http://schemas.microsoft.com/office/word/2018/wordml/cex" xmlns:w16cid="http://schemas.microsoft.com/office/word/2016/wordml/cid" xmlns:w16="http://schemas.microsoft.com/office/word/2018/wordml" xmlns:w16du="http://schemas.microsoft.com/office/word/2023/wordml/word16du" xmlns:w16sdtdh="http://schemas.microsoft.com/office/word/2020/wordml/sdtdatahash" xmlns:w16sdtfl="http://schemas.microsoft.com/office/word/2024/wordml/sdtformatlock" xmlns:w16se="http://schemas.microsoft.com/office/word/2015/wordml/symex" xmlns:wpg="http://schemas.microsoft.com/office/word/2010/wordprocessingGroup" xmlns:wpi="http://schemas.microsoft.com/office/word/2010/wordprocessingInk" xmlns:wne="http://schemas.microsoft.com/office/word/2006/wordml" xmlns:wps="http://schemas.microsoft.com/office/word/2010/wordprocessingShape" mc:Ignorable="w14 w15 w16se w16cid w16 w16cex w16sdtdh w16sdtfl w16du wp14">
   <w:tbl>
     <w:tblPr>
       <w:tblStyle w:val="TableGrid"/>
       <w:tblW w:w="0" w:type="auto"/>
       <w:tblBorders>
-        <w:top w:val="none" w:color="auto" w:sz="0" w:space="0"/>
-        <w:left w:val="none" w:color="auto" w:sz="0" w:space="0"/>
-        <w:bottom w:val="none" w:color="auto" w:sz="0" w:space="0"/>
-        <w:right w:val="none" w:color="auto" w:sz="0" w:space="0"/>
-        <w:insideH w:val="none" w:color="auto" w:sz="0" w:space="0"/>
-        <w:insideV w:val="none" w:color="auto" w:sz="0" w:space="0"/>
+        <w:top w:val="none" w:sz="0" w:space="0" w:color="auto"/>
+        <w:left w:val="none" w:sz="0" w:space="0" w:color="auto"/>
+        <w:bottom w:val="none" w:sz="0" w:space="0" w:color="auto"/>
+        <w:right w:val="none" w:sz="0" w:space="0" w:color="auto"/>
+        <w:insideH w:val="none" w:sz="0" w:space="0" w:color="auto"/>
+        <w:insideV w:val="none" w:sz="0" w:space="0" w:color="auto"/>
       </w:tblBorders>
       <w:tblLook w:val="04A0" w:firstRow="1" w:lastRow="0" w:firstColumn="1" w:lastColumn="0" w:noHBand="0" w:noVBand="1"/>
     </w:tblPr>
@@ -1286,12 +1283,12 @@
       <w:tblStyle w:val="TableGrid"/>
       <w:tblW w:w="0" w:type="auto"/>
       <w:tblBorders>
-        <w:top w:val="none" w:color="auto" w:sz="0" w:space="0"/>
-        <w:left w:val="none" w:color="auto" w:sz="0" w:space="0"/>
-        <w:bottom w:val="none" w:color="auto" w:sz="0" w:space="0"/>
-        <w:right w:val="none" w:color="auto" w:sz="0" w:space="0"/>
-        <w:insideH w:val="none" w:color="auto" w:sz="0" w:space="0"/>
-        <w:insideV w:val="none" w:color="auto" w:sz="0" w:space="0"/>
+        <w:top w:val="none" w:sz="0" w:space="0" w:color="auto"/>
+        <w:left w:val="none" w:sz="0" w:space="0" w:color="auto"/>
+        <w:bottom w:val="none" w:sz="0" w:space="0" w:color="auto"/>
+        <w:right w:val="none" w:sz="0" w:space="0" w:color="auto"/>
+        <w:insideH w:val="none" w:sz="0" w:space="0" w:color="auto"/>
+        <w:insideV w:val="none" w:sz="0" w:space="0" w:color="auto"/>
       </w:tblBorders>
       <w:tblLook w:val="04A0" w:firstRow="1" w:lastRow="0" w:firstColumn="1" w:lastColumn="0" w:noHBand="0" w:noVBand="1"/>
     </w:tblPr>
@@ -1875,26 +1872,26 @@
       <w:tblStyle w:val="TableGrid"/>
       <w:tblW w:w="0" w:type="auto"/>
       <w:tblBorders>
-        <w:top w:val="none" w:color="auto" w:sz="0" w:space="0"/>
-        <w:left w:val="none" w:color="auto" w:sz="0" w:space="0"/>
-        <w:bottom w:val="none" w:color="auto" w:sz="0" w:space="0"/>
-        <w:right w:val="none" w:color="auto" w:sz="0" w:space="0"/>
-        <w:insideH w:val="none" w:color="auto" w:sz="0" w:space="0"/>
-        <w:insideV w:val="none" w:color="auto" w:sz="0" w:space="0"/>
+        <w:top w:val="none" w:sz="0" w:space="0" w:color="auto"/>
+        <w:left w:val="none" w:sz="0" w:space="0" w:color="auto"/>
+        <w:bottom w:val="none" w:sz="0" w:space="0" w:color="auto"/>
+        <w:right w:val="none" w:sz="0" w:space="0" w:color="auto"/>
+        <w:insideH w:val="none" w:sz="0" w:space="0" w:color="auto"/>
+        <w:insideV w:val="none" w:sz="0" w:space="0" w:color="auto"/>
       </w:tblBorders>
       <w:shd w:val="clear" w:color="auto" w:fill="EA4C1A"/>
       <w:tblLook w:val="04A0" w:firstRow="1" w:lastRow="0" w:firstColumn="1" w:lastColumn="0" w:noHBand="0" w:noVBand="1"/>
     </w:tblPr>
     <w:tblGrid>
-      <w:gridCol w:w="2407"/>
-      <w:gridCol w:w="3542"/>
-      <w:gridCol w:w="1272"/>
-      <w:gridCol w:w="2407"/>
+      <w:gridCol w:w="2122"/>
+      <w:gridCol w:w="4677"/>
+      <w:gridCol w:w="1281"/>
+      <w:gridCol w:w="1548"/>
     </w:tblGrid>
     <w:tr>
       <w:tc>
         <w:tcPr>
-          <w:tcW w:w="2407" w:type="dxa"/>
+          <w:tcW w:w="2122" w:type="dxa"/>
           <w:shd w:val="clear" w:color="auto" w:fill="EA4C1A"/>
         </w:tcPr>
         <w:p>
@@ -1916,7 +1913,7 @@
       </w:tc>
       <w:tc>
         <w:tcPr>
-          <w:tcW w:w="3542" w:type="dxa"/>
+          <w:tcW w:w="4677" w:type="dxa"/>
           <w:shd w:val="clear" w:color="auto" w:fill="EA4C1A"/>
         </w:tcPr>
         <w:p>
@@ -1938,7 +1935,7 @@
       </w:tc>
       <w:tc>
         <w:tcPr>
-          <w:tcW w:w="1272" w:type="dxa"/>
+          <w:tcW w:w="1281" w:type="dxa"/>
           <w:shd w:val="clear" w:color="auto" w:fill="EA4C1A"/>
         </w:tcPr>
         <w:p>
@@ -1960,12 +1957,14 @@
       </w:tc>
       <w:tc>
         <w:tcPr>
-          <w:tcW w:w="2407" w:type="dxa"/>
+          <w:tcW w:w="1548" w:type="dxa"/>
           <w:shd w:val="clear" w:color="auto" w:fill="EA4C1A"/>
+          <w:vAlign w:val="center"/>
         </w:tcPr>
         <w:p>
           <w:pPr>
             <w:pStyle w:val="Header"/>
+            <w:jc w:val="right"/>
             <w:rPr>
               <w:sz w:val="20"/>
               <w:szCs w:val="20"/>
@@ -1993,7 +1992,7 @@
       <mc:AlternateContent>
         <mc:Choice Requires="wps">
           <w:drawing>
-            <wp:anchor distT="0" distB="0" distL="114300" distR="114300" simplePos="0" relativeHeight="251659264" behindDoc="0" locked="0" layoutInCell="1" allowOverlap="1" wp14:editId="5F37F7C7" wp14:anchorId="438EA56E">
+            <wp:anchor distT="0" distB="0" distL="114300" distR="114300" simplePos="0" relativeHeight="251659264" behindDoc="0" locked="0" layoutInCell="1" allowOverlap="1" wp14:anchorId="438EA56E" wp14:editId="5F37F7C7">
               <wp:simplePos x="0" y="0"/>
               <wp:positionH relativeFrom="column">
                 <wp:posOffset>-2540</wp:posOffset>
@@ -2711,18 +2710,22 @@
   </w:compat>
   <w:rsids>
     <w:rsidRoot w:val="008D6ED4"/>
+    <w:rsid w:val="001B1D3D"/>
     <w:rsid w:val="002A1199"/>
     <w:rsid w:val="0042472E"/>
     <w:rsid w:val="004C7F5A"/>
     <w:rsid w:val="0056439B"/>
+    <w:rsid w:val="00681689"/>
     <w:rsid w:val="007B5C3E"/>
     <w:rsid w:val="008D6ED4"/>
+    <w:rsid w:val="009C560D"/>
     <w:rsid w:val="00A5563F"/>
     <w:rsid w:val="00AC20F2"/>
     <w:rsid w:val="00B50FFE"/>
     <w:rsid w:val="00B96F0F"/>
     <w:rsid w:val="00BD453C"/>
     <w:rsid w:val="00C0546E"/>
+    <w:rsid w:val="00CD795E"/>
     <w:rsid w:val="00E46C99"/>
     <w:rsid w:val="00EE0E4C"/>
     <w:rsid w:val="00F5358B"/>
@@ -3516,7 +3519,7 @@
 </a:theme>
 </file>
 
-<file path=customXml/item1.xml>��< ? x m l   v e r s i o n = " 1 . 0 "   e n c o d i n g = " u t f - 1 6 " ? > < N a v W o r d R e p o r t X m l P a r t   x m l n s = " u r n : m i c r o s o f t - d y n a m i c s - b u s i n e s s c e n t r a l / i n t e r n a l / e x t e n d e d / r e p o r t s / J W _ C o m m e r c i a l _ I n v o i c e / 7 8 0 0 4 / " > +<file path=customXml/item1.xml>��< ? x m l   v e r s i o n = " 1 . 0 "   e n c o d i n g = " u t f - 1 6 " ? > < N a v W o r d R e p o r t X m l P a r t   x m l n s = " u r n : m i c r o s o f t - d y n a m i c s - n a v / r e p o r t s / J W _ C o m m e r c i a l _ I n v o i c e / 7 8 0 0 4 / " >   
      < B C R e p o r t I n f o r m a t i o n >   
@@ -3582,93 +3585,83 @@
  
      < / B C R e p o r t I n f o r m a t i o n >   
-     < T o o l t i p s > - 
-         < T o o l t i p   c o l u m n = " C u s t o m e r N o "   E l e m e n t I d = " 1 5 4 2 0 5 1 5 6 0 " > - 
-             < T o o l t i p T e x t   l a n g = " e n - U S " > S p e c i f i e s   t h e   n u m b e r   o f   t h e   c u s t o m e r   t h a t   y o u   s h i p p e d   t h e   i t e m s   o n   t h e   i n v o i c e   t o . < / T o o l t i p T e x t > - 
-         < / T o o l t i p > - 
-     < / T o o l t i p s > - 
-     < C o m p a n y   E l e m e n t T y p e = " D a t a I t e m "   E l e m e n t I d = " 9 8 6 3 1 7 6 1 0 " > - 
-         < A B N   E l e m e n t T y p e = " C o l u m n "   E l e m e n t I d = " 4 6 2 2 7 9 0 8 0 "   D a t a T y p e = " T e x t " > A B N < / A B N > - 
-         < C o m p a n y A d d   E l e m e n t T y p e = " C o l u m n "   E l e m e n t I d = " 1 7 1 2 3 6 9 4 5 9 "   D a t a T y p e = " T e x t " > C o m p a n y A d d < / C o m p a n y A d d > - 
-         < C o m p a n y C i t y   E l e m e n t T y p e = " C o l u m n "   E l e m e n t I d = " 6 1 1 7 9 7 7 9 5 "   D a t a T y p e = " T e x t " > C o m p a n y C i t y < / C o m p a n y C i t y > - 
-         < C o m p a n y E m a i l   E l e m e n t T y p e = " C o l u m n "   E l e m e n t I d = " 1 0 7 9 8 1 3 5 4 6 "   D a t a T y p e = " T e x t " > C o m p a n y E m a i l < / C o m p a n y E m a i l > - 
-         < C o m p a n y N a m e   E l e m e n t T y p e = " C o l u m n "   E l e m e n t I d = " 1 5 9 5 4 7 7 3 9 5 "   D a t a T y p e = " T e x t " > C o m p a n y N a m e < / C o m p a n y N a m e > - 
-         < C o m p a n y P h o n e   E l e m e n t T y p e = " C o l u m n "   E l e m e n t I d = " 1 0 4 3 9 3 9 6 0 6 "   D a t a T y p e = " T e x t " > C o m p a n y P h o n e < / C o m p a n y P h o n e > - 
-         < C o m p a n y P i c   E l e m e n t T y p e = " C o l u m n "   E l e m e n t I d = " 9 4 5 3 4 8 4 0 "   D a t a T y p e = " B l o b " / > - 
-         < C o m p a n y W e b   E l e m e n t T y p e = " C o l u m n "   E l e m e n t I d = " 1 0 3 5 2 6 2 9 5 8 "   D a t a T y p e = " T e x t " > C o m p a n y W e b < / C o m p a n y W e b > - 
-         < C o u n t r y _ R e g i o n _ C o d e   E l e m e n t T y p e = " C o l u m n "   E l e m e n t I d = " 1 0 9 0 1 6 7 0 8 8 "   D a t a T y p e = " C o d e " > C o u n t r y _ R e g i o n _ C o d e < / C o u n t r y _ R e g i o n _ C o d e > - 
-         < C o u n t y   E l e m e n t T y p e = " C o l u m n "   E l e m e n t I d = " 1 6 4 8 0 3 4 7 0 5 "   D a t a T y p e = " T e x t " > C o u n t y < / C o u n t y > +     < C o m p a n y > + 
+         < A B N > A B N < / A B N > + 
+         < C o m p a n y A d d > C o m p a n y A d d < / C o m p a n y A d d > + 
+         < C o m p a n y C i t y > C o m p a n y C i t y < / C o m p a n y C i t y > + 
+         < C o m p a n y E m a i l > C o m p a n y E m a i l < / C o m p a n y E m a i l > + 
+         < C o m p a n y N a m e > C o m p a n y N a m e < / C o m p a n y N a m e > + 
+         < C o m p a n y P h o n e > C o m p a n y P h o n e < / C o m p a n y P h o n e > + 
+         < C o m p a n y P i c / > + 
+         < C o m p a n y W e b > C o m p a n y W e b < / C o m p a n y W e b > + 
+         < C o u n t r y _ R e g i o n _ C o d e > C o u n t r y _ R e g i o n _ C o d e < / C o u n t r y _ R e g i o n _ C o d e > + 
+         < C o u n t y > C o u n t y < / C o u n t y >   
      < / C o m p a n y >   
-     < S I H   E l e m e n t T y p e = " D a t a I t e m "   E l e m e n t I d = " 1 2 1 2 0 0 9 0 1 7 " > - 
-         < A m o u n t   E l e m e n t T y p e = " C o l u m n "   E l e m e n t I d = " 1 5 1 1 0 9 1 2 7 1 "   D a t a T y p e = " D e c i m a l " > A m o u n t < / A m o u n t > - 
-         < A m o u n t I n c l   E l e m e n t T y p e = " C o l u m n "   E l e m e n t I d = " 1 4 8 4 1 0 0 9 2 9 "   D a t a T y p e = " D e c i m a l " > A m o u n t I n c l < / A m o u n t I n c l > - 
-         < C u s t o m e r N a m e   E l e m e n t T y p e = " C o l u m n "   E l e m e n t I d = " 2 6 5 4 9 6 8 2 6 "   D a t a T y p e = " T e x t " > C u s t o m e r N a m e < / C u s t o m e r N a m e > - 
-         < C u s t o m e r N o   E l e m e n t T y p e = " C o l u m n "   E l e m e n t I d = " 1 5 4 2 0 5 1 5 6 0 "   D a t a T y p e = " C o d e " > C u s t o m e r N o < / C u s t o m e r N o > - 
-         < E x t e r n a l D o c   E l e m e n t T y p e = " C o l u m n "   E l e m e n t I d = " 1 4 7 8 5 8 7 8 2 4 "   D a t a T y p e = " C o d e " > E x t e r n a l D o c < / E x t e r n a l D o c > - 
-         < G S T   E l e m e n t T y p e = " C o l u m n "   E l e m e n t I d = " 1 9 0 3 5 1 6 9 2 3 "   D a t a T y p e = " D e c i m a l " > G S T < / G S T > - 
-         < I n v o i c e N o   E l e m e n t T y p e = " C o l u m n "   E l e m e n t I d = " 1 8 1 1 0 0 8 9 9 "   D a t a T y p e = " C o d e " > I n v o i c e N o < / I n v o i c e N o > - 
-         < O r d e r _ N o _   E l e m e n t T y p e = " C o l u m n "   E l e m e n t I d = " 6 7 1 8 3 3 1 3 8 "   D a t a T y p e = " C o d e " > O r d e r _ N o _ < / O r d e r _ N o _ > - 
-         < P o s t i n g D a t e   E l e m e n t T y p e = " C o l u m n "   E l e m e n t I d = " 8 8 9 9 5 5 3 3 7 "   D a t a T y p e = " D a t e " > P o s t i n g D a t e < / P o s t i n g D a t e > - 
-         < R e f e r e n c e   E l e m e n t T y p e = " C o l u m n "   E l e m e n t I d = " 9 2 5 8 2 2 8 1 8 "   D a t a T y p e = " T e x t " > R e f e r e n c e < / R e f e r e n c e > - 
-         < S a l e s P e r s o n   E l e m e n t T y p e = " C o l u m n "   E l e m e n t I d = " 7 0 3 4 2 7 2 8 0 "   D a t a T y p e = " C o d e " > S a l e s P e r s o n < / S a l e s P e r s o n > - 
-         < S h i p m e n t _ D a t e   E l e m e n t T y p e = " C o l u m n "   E l e m e n t I d = " 1 5 5 0 8 9 3 4 6 6 "   D a t a T y p e = " D a t e " > S h i p m e n t _ D a t e < / S h i p m e n t _ D a t e > - 
-         < S h i p _ t o _ A d d r e s s   E l e m e n t T y p e = " C o l u m n "   E l e m e n t I d = " 3 9 4 8 1 0 1 1 8 "   D a t a T y p e = " T e x t " > S h i p _ t o _ A d d r e s s < / S h i p _ t o _ A d d r e s s > - 
-         < S h i p _ t o _ A d d r e s s _ 2   E l e m e n t T y p e = " C o l u m n "   E l e m e n t I d = " 1 9 5 5 8 4 0 5 5 "   D a t a T y p e = " T e x t " > S h i p _ t o _ A d d r e s s _ 2 < / S h i p _ t o _ A d d r e s s _ 2 > - 
-         < S h i p _ t o _ C i t y   E l e m e n t T y p e = " C o l u m n "   E l e m e n t I d = " 4 6 2 8 0 3 8 6 9 "   D a t a T y p e = " T e x t " > S h i p _ t o _ C i t y < / S h i p _ t o _ C i t y > - 
-         < S h i p _ t o _ C o n t a c t   E l e m e n t T y p e = " C o l u m n "   E l e m e n t I d = " 1 8 3 9 3 8 2 8 1 2 "   D a t a T y p e = " T e x t " > S h i p _ t o _ C o n t a c t < / S h i p _ t o _ C o n t a c t > - 
-         < S h i p _ t o _ C o u n t r y _ R e g i o n _ C o d e   E l e m e n t T y p e = " C o l u m n "   E l e m e n t I d = " 1 7 3 0 3 5 6 2 6 3 "   D a t a T y p e = " C o d e " > S h i p _ t o _ C o u n t r y _ R e g i o n _ C o d e < / S h i p _ t o _ C o u n t r y _ R e g i o n _ C o d e > - 
-         < S h i p _ t o _ P h o n e _ N o _   E l e m e n t T y p e = " C o l u m n "   E l e m e n t I d = " 1 0 7 6 4 4 7 1 3 5 "   D a t a T y p e = " T e x t " > S h i p _ t o _ P h o n e _ N o _ < / S h i p _ t o _ P h o n e _ N o _ > - 
-         < L i n e   E l e m e n t T y p e = " D a t a I t e m "   E l e m e n t I d = " 4 1 1 9 7 6 1 3 3 " > - 
-             < I t e m D e s c r i p t i o n   E l e m e n t T y p e = " C o l u m n "   E l e m e n t I d = " 1 9 6 5 3 9 3 7 9 0 "   D a t a T y p e = " T e x t " > I t e m D e s c r i p t i o n < / I t e m D e s c r i p t i o n > - 
-             < L i n e D o c u m e n t N o   E l e m e n t T y p e = " C o l u m n "   E l e m e n t I d = " 6 2 5 8 2 8 7 2 5 "   D a t a T y p e = " C o d e " > L i n e D o c u m e n t N o < / L i n e D o c u m e n t N o > - 
-             < L i n e T y p e   E l e m e n t T y p e = " C o l u m n "   E l e m e n t I d = " 1 4 5 0 4 2 2 9 4 1 "   D a t a T y p e = " E n u m " > L i n e T y p e < / L i n e T y p e > - 
-             < L i n e _ A m o u n t   E l e m e n t T y p e = " C o l u m n "   E l e m e n t I d = " 1 6 1 7 1 7 1 8 0 0 "   D a t a T y p e = " D e c i m a l " > L i n e _ A m o u n t < / L i n e _ A m o u n t > - 
-             < P a r t N u m b e r   E l e m e n t T y p e = " C o l u m n "   E l e m e n t I d = " 1 4 6 8 1 8 3 4 2 3 "   D a t a T y p e = " C o d e " > P a r t N u m b e r < / P a r t N u m b e r > - 
-             < Q u a n t i t y   E l e m e n t T y p e = " C o l u m n "   E l e m e n t I d = " 5 5 6 9 2 0 8 8 6 "   D a t a T y p e = " T e x t " > Q u a n t i t y < / Q u a n t i t y > - 
-             < Q u a n t i t y D i g i t   E l e m e n t T y p e = " C o l u m n "   E l e m e n t I d = " 6 5 5 7 4 9 0 3 "   D a t a T y p e = " D e c i m a l " > Q u a n t i t y D i g i t < / Q u a n t i t y D i g i t > +     < S I H > + 
+         < A m o u n t > A m o u n t < / A m o u n t > + 
+         < A m o u n t I n c l > A m o u n t I n c l < / A m o u n t I n c l > + 
+         < C u s t o m e r N a m e > C u s t o m e r N a m e < / C u s t o m e r N a m e > + 
+         < C u s t o m e r N o > C u s t o m e r N o < / C u s t o m e r N o > + 
+         < E x t e r n a l D o c > E x t e r n a l D o c < / E x t e r n a l D o c > + 
+         < G S T > G S T < / G S T > + 
+         < I n v o i c e N o > I n v o i c e N o < / I n v o i c e N o > + 
+         < O r d e r _ N o _ > O r d e r _ N o _ < / O r d e r _ N o _ > + 
+         < P o s t i n g D a t e > P o s t i n g D a t e < / P o s t i n g D a t e > + 
+         < R e f e r e n c e > R e f e r e n c e < / R e f e r e n c e > + 
+         < S a l e s P e r s o n > S a l e s P e r s o n < / S a l e s P e r s o n > + 
+         < S h i p m e n t _ D a t e > S h i p m e n t _ D a t e < / S h i p m e n t _ D a t e > + 
+         < S h i p _ t o _ A d d r e s s > S h i p _ t o _ A d d r e s s < / S h i p _ t o _ A d d r e s s > + 
+         < S h i p _ t o _ A d d r e s s _ 2 > S h i p _ t o _ A d d r e s s _ 2 < / S h i p _ t o _ A d d r e s s _ 2 > + 
+         < S h i p _ t o _ C i t y > S h i p _ t o _ C i t y < / S h i p _ t o _ C i t y > + 
+         < S h i p _ t o _ C o n t a c t > S h i p _ t o _ C o n t a c t < / S h i p _ t o _ C o n t a c t > + 
+         < S h i p _ t o _ C o u n t r y _ R e g i o n _ C o d e > S h i p _ t o _ C o u n t r y _ R e g i o n _ C o d e < / S h i p _ t o _ C o u n t r y _ R e g i o n _ C o d e > + 
+         < S h i p _ t o _ P h o n e _ N o _ > S h i p _ t o _ P h o n e _ N o _ < / S h i p _ t o _ P h o n e _ N o _ > + 
+         < L i n e > + 
+             < I t e m D e s c r i p t i o n > I t e m D e s c r i p t i o n < / I t e m D e s c r i p t i o n > + 
+             < L i n e D o c u m e n t N o > L i n e D o c u m e n t N o < / L i n e D o c u m e n t N o > + 
+             < L i n e T y p e > L i n e T y p e < / L i n e T y p e > + 
+             < L i n e _ A m o u n t > L i n e _ A m o u n t < / L i n e _ A m o u n t > + 
+             < P a r t N u m b e r > P a r t N u m b e r < / P a r t N u m b e r > + 
+             < Q u a n t i t y > Q u a n t i t y < / Q u a n t i t y > + 
+             < Q u a n t i t y D i g i t > Q u a n t i t y D i g i t < / Q u a n t i t y D i g i t >   
          < / L i n e >   
@@ -3677,9 +3670,7 @@
  < / N a v W o r d R e p o r t X m l P a r t > 
 </file>
 
-<file path=customXml/item2.xml>��< ? x m l   v e r s i o n = " 1 . 0 "   e n c o d i n g = " u t f - 1 6 " ? > - 
- < N a v W o r d R e p o r t X m l P a r t   x m l n s = " u r n : m i c r o s o f t - d y n a m i c s - n a v / r e p o r t s / J W _ C o m m e r c i a l _ I n v o i c e / 7 8 0 0 4 / " > +<file path=customXml/item2.xml>��< ? x m l   v e r s i o n = " 1 . 0 "   e n c o d i n g = " u t f - 1 6 " ? > < N a v W o r d R e p o r t X m l P a r t   x m l n s = " u r n : m i c r o s o f t - d y n a m i c s - b u s i n e s s c e n t r a l / i n t e r n a l / e x t e n d e d / r e p o r t s / J W _ C o m m e r c i a l _ I n v o i c e / 7 8 0 0 4 / " >   
      < B C R e p o r t I n f o r m a t i o n >   
@@ -3745,83 +3736,93 @@
  
      < / B C R e p o r t I n f o r m a t i o n >   
-     < C o m p a n y > - 
-         < A B N > A B N < / A B N > - 
-         < C o m p a n y A d d > C o m p a n y A d d < / C o m p a n y A d d > - 
-         < C o m p a n y C i t y > C o m p a n y C i t y < / C o m p a n y C i t y > - 
-         < C o m p a n y E m a i l > C o m p a n y E m a i l < / C o m p a n y E m a i l > - 
-         < C o m p a n y N a m e > C o m p a n y N a m e < / C o m p a n y N a m e > - 
-         < C o m p a n y P h o n e > C o m p a n y P h o n e < / C o m p a n y P h o n e > - 
-         < C o m p a n y P i c   / > - 
-         < C o m p a n y W e b > C o m p a n y W e b < / C o m p a n y W e b > - 
-         < C o u n t r y _ R e g i o n _ C o d e > C o u n t r y _ R e g i o n _ C o d e < / C o u n t r y _ R e g i o n _ C o d e > - 
-         < C o u n t y > C o u n t y < / C o u n t y > +     < T o o l t i p s > + 
+         < T o o l t i p   c o l u m n = " C u s t o m e r N o "   E l e m e n t I d = " 1 5 4 2 0 5 1 5 6 0 " > + 
+             < T o o l t i p T e x t   l a n g = " e n - U S " > S p e c i f i e s   t h e   n u m b e r   o f   t h e   c u s t o m e r   t h a t   y o u   s h i p p e d   t h e   i t e m s   o n   t h e   i n v o i c e   t o . < / T o o l t i p T e x t > + 
+         < / T o o l t i p > + 
+     < / T o o l t i p s > + 
+     < C o m p a n y   E l e m e n t T y p e = " D a t a I t e m "   E l e m e n t I d = " 9 8 6 3 1 7 6 1 0 " > + 
+         < A B N   E l e m e n t T y p e = " C o l u m n "   E l e m e n t I d = " 4 6 2 2 7 9 0 8 0 "   D a t a T y p e = " T e x t " > A B N < / A B N > + 
+         < C o m p a n y A d d   E l e m e n t T y p e = " C o l u m n "   E l e m e n t I d = " 1 7 1 2 3 6 9 4 5 9 "   D a t a T y p e = " T e x t " > C o m p a n y A d d < / C o m p a n y A d d > + 
+         < C o m p a n y C i t y   E l e m e n t T y p e = " C o l u m n "   E l e m e n t I d = " 6 1 1 7 9 7 7 9 5 "   D a t a T y p e = " T e x t " > C o m p a n y C i t y < / C o m p a n y C i t y > + 
+         < C o m p a n y E m a i l   E l e m e n t T y p e = " C o l u m n "   E l e m e n t I d = " 1 0 7 9 8 1 3 5 4 6 "   D a t a T y p e = " T e x t " > C o m p a n y E m a i l < / C o m p a n y E m a i l > + 
+         < C o m p a n y N a m e   E l e m e n t T y p e = " C o l u m n "   E l e m e n t I d = " 1 5 9 5 4 7 7 3 9 5 "   D a t a T y p e = " T e x t " > C o m p a n y N a m e < / C o m p a n y N a m e > + 
+         < C o m p a n y P h o n e   E l e m e n t T y p e = " C o l u m n "   E l e m e n t I d = " 1 0 4 3 9 3 9 6 0 6 "   D a t a T y p e = " T e x t " > C o m p a n y P h o n e < / C o m p a n y P h o n e > + 
+         < C o m p a n y P i c   E l e m e n t T y p e = " C o l u m n "   E l e m e n t I d = " 9 4 5 3 4 8 4 0 "   D a t a T y p e = " B l o b " / > + 
+         < C o m p a n y W e b   E l e m e n t T y p e = " C o l u m n "   E l e m e n t I d = " 1 0 3 5 2 6 2 9 5 8 "   D a t a T y p e = " T e x t " > C o m p a n y W e b < / C o m p a n y W e b > + 
+         < C o u n t r y _ R e g i o n _ C o d e   E l e m e n t T y p e = " C o l u m n "   E l e m e n t I d = " 1 0 9 0 1 6 7 0 8 8 "   D a t a T y p e = " C o d e " > C o u n t r y _ R e g i o n _ C o d e < / C o u n t r y _ R e g i o n _ C o d e > + 
+         < C o u n t y   E l e m e n t T y p e = " C o l u m n "   E l e m e n t I d = " 1 6 4 8 0 3 4 7 0 5 "   D a t a T y p e = " T e x t " > C o u n t y < / C o u n t y >   
      < / C o m p a n y >   
-     < S I H > - 
-         < A m o u n t > A m o u n t < / A m o u n t > - 
-         < A m o u n t I n c l > A m o u n t I n c l < / A m o u n t I n c l > - 
-         < C u s t o m e r N a m e > C u s t o m e r N a m e < / C u s t o m e r N a m e > - 
-         < C u s t o m e r N o > C u s t o m e r N o < / C u s t o m e r N o > - 
-         < E x t e r n a l D o c > E x t e r n a l D o c < / E x t e r n a l D o c > - 
-         < G S T > G S T < / G S T > - 
-         < I n v o i c e N o > I n v o i c e N o < / I n v o i c e N o > - 
-         < O r d e r _ N o _ > O r d e r _ N o _ < / O r d e r _ N o _ > - 
-         < P o s t i n g D a t e > P o s t i n g D a t e < / P o s t i n g D a t e > - 
-         < R e f e r e n c e > R e f e r e n c e < / R e f e r e n c e > - 
-         < S a l e s P e r s o n > S a l e s P e r s o n < / S a l e s P e r s o n > - 
-         < S h i p m e n t _ D a t e > S h i p m e n t _ D a t e < / S h i p m e n t _ D a t e > - 
-         < S h i p _ t o _ A d d r e s s > S h i p _ t o _ A d d r e s s < / S h i p _ t o _ A d d r e s s > - 
-         < S h i p _ t o _ A d d r e s s _ 2 > S h i p _ t o _ A d d r e s s _ 2 < / S h i p _ t o _ A d d r e s s _ 2 > - 
-         < S h i p _ t o _ C i t y > S h i p _ t o _ C i t y < / S h i p _ t o _ C i t y > - 
-         < S h i p _ t o _ C o n t a c t > S h i p _ t o _ C o n t a c t < / S h i p _ t o _ C o n t a c t > - 
-         < S h i p _ t o _ C o u n t r y _ R e g i o n _ C o d e > S h i p _ t o _ C o u n t r y _ R e g i o n _ C o d e < / S h i p _ t o _ C o u n t r y _ R e g i o n _ C o d e > - 
-         < S h i p _ t o _ P h o n e _ N o _ > S h i p _ t o _ P h o n e _ N o _ < / S h i p _ t o _ P h o n e _ N o _ > - 
-         < L i n e > - 
-             < I t e m D e s c r i p t i o n > I t e m D e s c r i p t i o n < / I t e m D e s c r i p t i o n > - 
-             < L i n e D o c u m e n t N o > L i n e D o c u m e n t N o < / L i n e D o c u m e n t N o > - 
-             < L i n e T y p e > L i n e T y p e < / L i n e T y p e > - 
-             < L i n e _ A m o u n t > L i n e _ A m o u n t < / L i n e _ A m o u n t > - 
-             < P a r t N u m b e r > P a r t N u m b e r < / P a r t N u m b e r > - 
-             < Q u a n t i t y > Q u a n t i t y < / Q u a n t i t y > - 
-             < Q u a n t i t y D i g i t > Q u a n t i t y D i g i t < / Q u a n t i t y D i g i t > +     < S I H   E l e m e n t T y p e = " D a t a I t e m "   E l e m e n t I d = " 1 2 1 2 0 0 9 0 1 7 " > + 
+         < A m o u n t   E l e m e n t T y p e = " C o l u m n "   E l e m e n t I d = " 1 5 1 1 0 9 1 2 7 1 "   D a t a T y p e = " D e c i m a l " > A m o u n t < / A m o u n t > + 
+         < A m o u n t I n c l   E l e m e n t T y p e = " C o l u m n "   E l e m e n t I d = " 1 4 8 4 1 0 0 9 2 9 "   D a t a T y p e = " D e c i m a l " > A m o u n t I n c l < / A m o u n t I n c l > + 
+         < C u s t o m e r N a m e   E l e m e n t T y p e = " C o l u m n "   E l e m e n t I d = " 2 6 5 4 9 6 8 2 6 "   D a t a T y p e = " T e x t " > C u s t o m e r N a m e < / C u s t o m e r N a m e > + 
+         < C u s t o m e r N o   E l e m e n t T y p e = " C o l u m n "   E l e m e n t I d = " 1 5 4 2 0 5 1 5 6 0 "   D a t a T y p e = " C o d e " > C u s t o m e r N o < / C u s t o m e r N o > + 
+         < E x t e r n a l D o c   E l e m e n t T y p e = " C o l u m n "   E l e m e n t I d = " 1 4 7 8 5 8 7 8 2 4 "   D a t a T y p e = " C o d e " > E x t e r n a l D o c < / E x t e r n a l D o c > + 
+         < G S T   E l e m e n t T y p e = " C o l u m n "   E l e m e n t I d = " 1 9 0 3 5 1 6 9 2 3 "   D a t a T y p e = " D e c i m a l " > G S T < / G S T > + 
+         < I n v o i c e N o   E l e m e n t T y p e = " C o l u m n "   E l e m e n t I d = " 1 8 1 1 0 0 8 9 9 "   D a t a T y p e = " C o d e " > I n v o i c e N o < / I n v o i c e N o > + 
+         < O r d e r _ N o _   E l e m e n t T y p e = " C o l u m n "   E l e m e n t I d = " 6 7 1 8 3 3 1 3 8 "   D a t a T y p e = " C o d e " > O r d e r _ N o _ < / O r d e r _ N o _ > + 
+         < P o s t i n g D a t e   E l e m e n t T y p e = " C o l u m n "   E l e m e n t I d = " 8 8 9 9 5 5 3 3 7 "   D a t a T y p e = " D a t e " > P o s t i n g D a t e < / P o s t i n g D a t e > + 
+         < R e f e r e n c e   E l e m e n t T y p e = " C o l u m n "   E l e m e n t I d = " 9 2 5 8 2 2 8 1 8 "   D a t a T y p e = " T e x t " > R e f e r e n c e < / R e f e r e n c e > + 
+         < S a l e s P e r s o n   E l e m e n t T y p e = " C o l u m n "   E l e m e n t I d = " 7 0 3 4 2 7 2 8 0 "   D a t a T y p e = " C o d e " > S a l e s P e r s o n < / S a l e s P e r s o n > + 
+         < S h i p m e n t _ D a t e   E l e m e n t T y p e = " C o l u m n "   E l e m e n t I d = " 1 5 5 0 8 9 3 4 6 6 "   D a t a T y p e = " D a t e " > S h i p m e n t _ D a t e < / S h i p m e n t _ D a t e > + 
+         < S h i p _ t o _ A d d r e s s   E l e m e n t T y p e = " C o l u m n "   E l e m e n t I d = " 3 9 4 8 1 0 1 1 8 "   D a t a T y p e = " T e x t " > S h i p _ t o _ A d d r e s s < / S h i p _ t o _ A d d r e s s > + 
+         < S h i p _ t o _ A d d r e s s _ 2   E l e m e n t T y p e = " C o l u m n "   E l e m e n t I d = " 1 9 5 5 8 4 0 5 5 "   D a t a T y p e = " T e x t " > S h i p _ t o _ A d d r e s s _ 2 < / S h i p _ t o _ A d d r e s s _ 2 > + 
+         < S h i p _ t o _ C i t y   E l e m e n t T y p e = " C o l u m n "   E l e m e n t I d = " 4 6 2 8 0 3 8 6 9 "   D a t a T y p e = " T e x t " > S h i p _ t o _ C i t y < / S h i p _ t o _ C i t y > + 
+         < S h i p _ t o _ C o n t a c t   E l e m e n t T y p e = " C o l u m n "   E l e m e n t I d = " 1 8 3 9 3 8 2 8 1 2 "   D a t a T y p e = " T e x t " > S h i p _ t o _ C o n t a c t < / S h i p _ t o _ C o n t a c t > + 
+         < S h i p _ t o _ C o u n t r y _ R e g i o n _ C o d e   E l e m e n t T y p e = " C o l u m n "   E l e m e n t I d = " 1 7 3 0 3 5 6 2 6 3 "   D a t a T y p e = " C o d e " > S h i p _ t o _ C o u n t r y _ R e g i o n _ C o d e < / S h i p _ t o _ C o u n t r y _ R e g i o n _ C o d e > + 
+         < S h i p _ t o _ P h o n e _ N o _   E l e m e n t T y p e = " C o l u m n "   E l e m e n t I d = " 1 0 7 6 4 4 7 1 3 5 "   D a t a T y p e = " T e x t " > S h i p _ t o _ P h o n e _ N o _ < / S h i p _ t o _ P h o n e _ N o _ > + 
+         < L i n e   E l e m e n t T y p e = " D a t a I t e m "   E l e m e n t I d = " 4 1 1 9 7 6 1 3 3 " > + 
+             < I t e m D e s c r i p t i o n   E l e m e n t T y p e = " C o l u m n "   E l e m e n t I d = " 1 9 6 5 3 9 3 7 9 0 "   D a t a T y p e = " T e x t " > I t e m D e s c r i p t i o n < / I t e m D e s c r i p t i o n > + 
+             < L i n e D o c u m e n t N o   E l e m e n t T y p e = " C o l u m n "   E l e m e n t I d = " 6 2 5 8 2 8 7 2 5 "   D a t a T y p e = " C o d e " > L i n e D o c u m e n t N o < / L i n e D o c u m e n t N o > + 
+             < L i n e T y p e   E l e m e n t T y p e = " C o l u m n "   E l e m e n t I d = " 1 4 5 0 4 2 2 9 4 1 "   D a t a T y p e = " E n u m " > L i n e T y p e < / L i n e T y p e > + 
+             < L i n e _ A m o u n t   E l e m e n t T y p e = " C o l u m n "   E l e m e n t I d = " 1 6 1 7 1 7 1 8 0 0 "   D a t a T y p e = " D e c i m a l " > L i n e _ A m o u n t < / L i n e _ A m o u n t > + 
+             < P a r t N u m b e r   E l e m e n t T y p e = " C o l u m n "   E l e m e n t I d = " 1 4 6 8 1 8 3 4 2 3 "   D a t a T y p e = " C o d e " > P a r t N u m b e r < / P a r t N u m b e r > + 
+             < Q u a n t i t y   E l e m e n t T y p e = " C o l u m n "   E l e m e n t I d = " 5 5 6 9 2 0 8 8 6 "   D a t a T y p e = " T e x t " > Q u a n t i t y < / Q u a n t i t y > + 
+             < Q u a n t i t y D i g i t   E l e m e n t T y p e = " C o l u m n "   E l e m e n t I d = " 6 5 5 7 4 9 0 3 "   D a t a T y p e = " D e c i m a l " > Q u a n t i t y D i g i t < / Q u a n t i t y D i g i t >   
          < / L i n e >   
@@ -3831,17 +3832,17 @@
 </file>
 
 <file path=customXml/itemProps1.xml><?xml version="1.0" encoding="utf-8"?>
+<ds:datastoreItem xmlns:ds="http://schemas.openxmlformats.org/officeDocument/2006/customXml" ds:itemID="{246F7581-007C-497F-8065-F850435BEA46}">
+  <ds:schemaRefs>
+    <ds:schemaRef ds:uri="urn:microsoft-dynamics-nav/reports/JW_Commercial_Invoice/78004/"/>
+  </ds:schemaRefs>
+</ds:datastoreItem>
+</file>
+
+<file path=customXml/itemProps2.xml><?xml version="1.0" encoding="utf-8"?>
 <ds:datastoreItem xmlns:ds="http://schemas.openxmlformats.org/officeDocument/2006/customXml" ds:itemID="{BE940E48-7615-4588-890C-23AB0BEDCF52}">
   <ds:schemaRefs>
     <ds:schemaRef ds:uri="urn:microsoft-dynamics-businesscentral/internal/extended/reports/JW_Commercial_Invoice/78004/"/>
   </ds:schemaRefs>
 </ds:datastoreItem>
-</file>
-
-<file path=customXml/itemProps2.xml><?xml version="1.0" encoding="utf-8"?>
-<ds:datastoreItem xmlns:ds="http://schemas.openxmlformats.org/officeDocument/2006/customXml" ds:itemID="{246F7581-007C-497F-8065-F850435BEA46}">
-  <ds:schemaRefs>
-    <ds:schemaRef ds:uri="urn:microsoft-dynamics-nav/reports/JW_Commercial_Invoice/78004/"/>
-  </ds:schemaRefs>
-</ds:datastoreItem>
 </file>